--- a/RT/РТ (УП11) пара 29 ст Ермилов Д.Е..docx
+++ b/RT/РТ (УП11) пара 29 ст Ермилов Д.Е..docx
@@ -8737,7 +8737,7 @@
                 <w:szCs w:val="23"/>
                 <w:lang w:eastAsia="ru-RU"/>
               </w:rPr>
-              <w:t xml:space="preserve">Проверьте </w:t>
+              <w:t>Проверьте </w:t>
             </w:r>
             <w:r>
               <w:rPr>
@@ -8849,7 +8849,7 @@
                 <w:szCs w:val="23"/>
                 <w:lang w:eastAsia="ru-RU"/>
               </w:rPr>
-              <w:t xml:space="preserve">Проверьте </w:t>
+              <w:t>Проверьте </w:t>
             </w:r>
             <w:r>
               <w:rPr>
@@ -8868,7 +8868,7 @@
                 <w:szCs w:val="23"/>
                 <w:lang w:eastAsia="ru-RU"/>
               </w:rPr>
-              <w:t xml:space="preserve">, </w:t>
+              <w:t>, </w:t>
             </w:r>
             <w:r>
               <w:rPr>
@@ -8957,7 +8957,7 @@
                 <w:szCs w:val="23"/>
                 <w:lang w:eastAsia="ru-RU"/>
               </w:rPr>
-              <w:t xml:space="preserve"> вернул </w:t>
+              <w:t> вернул </w:t>
             </w:r>
             <w:r>
               <w:rPr>
@@ -9079,7 +9079,7 @@
                 <w:szCs w:val="23"/>
                 <w:lang w:eastAsia="ru-RU"/>
               </w:rPr>
-              <w:t xml:space="preserve"> не число</w:t>
+              <w:t> не число</w:t>
             </w:r>
           </w:p>
         </w:tc>
@@ -9112,7 +9112,7 @@
                 <w:szCs w:val="23"/>
                 <w:lang w:eastAsia="ru-RU"/>
               </w:rPr>
-              <w:t xml:space="preserve">Проверьте </w:t>
+              <w:t>Проверьте </w:t>
             </w:r>
             <w:r>
               <w:rPr>
@@ -9191,7 +9191,7 @@
                 <w:szCs w:val="23"/>
                 <w:lang w:eastAsia="ru-RU"/>
               </w:rPr>
-              <w:t xml:space="preserve">Не присвоили </w:t>
+              <w:t>Не присвоили </w:t>
             </w:r>
             <w:r>
               <w:rPr>
@@ -9234,7 +9234,7 @@
                 <w:szCs w:val="23"/>
                 <w:lang w:eastAsia="ru-RU"/>
               </w:rPr>
-              <w:t xml:space="preserve">Проверьте, что переменная создана до </w:t>
+              <w:t>Проверьте, что переменная создана до </w:t>
             </w:r>
             <w:r>
               <w:rPr>
@@ -9313,7 +9313,7 @@
                 <w:szCs w:val="23"/>
                 <w:lang w:eastAsia="ru-RU"/>
               </w:rPr>
-              <w:t xml:space="preserve">Используется </w:t>
+              <w:t>Используется </w:t>
             </w:r>
             <w:r>
               <w:rPr>
@@ -9332,7 +9332,7 @@
                 <w:szCs w:val="23"/>
                 <w:lang w:eastAsia="ru-RU"/>
               </w:rPr>
-              <w:t xml:space="preserve"> вместо </w:t>
+              <w:t> вместо </w:t>
             </w:r>
             <w:r>
               <w:rPr>
@@ -9375,7 +9375,7 @@
                 <w:szCs w:val="23"/>
                 <w:lang w:eastAsia="ru-RU"/>
               </w:rPr>
-              <w:t xml:space="preserve">Использовать </w:t>
+              <w:t>Использовать </w:t>
             </w:r>
             <w:r>
               <w:rPr>
@@ -9899,7 +9899,7 @@
                 <w:szCs w:val="23"/>
                 <w:lang w:eastAsia="ru-RU"/>
               </w:rPr>
-              <w:t xml:space="preserve">Откройте </w:t>
+              <w:t>Откройте </w:t>
             </w:r>
             <w:r>
               <w:rPr>
@@ -9918,7 +9918,7 @@
                 <w:szCs w:val="23"/>
                 <w:lang w:eastAsia="ru-RU"/>
               </w:rPr>
-              <w:t xml:space="preserve"> (или файл вашей темы)</w:t>
+              <w:t> (или файл вашей темы)</w:t>
             </w:r>
           </w:p>
         </w:tc>
@@ -10222,7 +10222,7 @@
                 <w:szCs w:val="23"/>
                 <w:lang w:eastAsia="ru-RU"/>
               </w:rPr>
-              <w:t xml:space="preserve">Имя: </w:t>
+              <w:t>Имя: </w:t>
             </w:r>
             <w:r>
               <w:rPr>
@@ -10333,7 +10333,7 @@
                 <w:szCs w:val="23"/>
                 <w:lang w:eastAsia="ru-RU"/>
               </w:rPr>
-              <w:t xml:space="preserve">Кодировка: </w:t>
+              <w:t>Кодировка: </w:t>
             </w:r>
             <w:r>
               <w:rPr>
@@ -10832,7 +10832,7 @@
                 <w:szCs w:val="23"/>
                 <w:lang w:eastAsia="ru-RU"/>
               </w:rPr>
-              <w:t xml:space="preserve">Откройте </w:t>
+              <w:t>Откройте </w:t>
             </w:r>
             <w:r>
               <w:rPr>
@@ -10852,7 +10852,7 @@
                 <w:szCs w:val="23"/>
                 <w:lang w:eastAsia="ru-RU"/>
               </w:rPr>
-              <w:t xml:space="preserve"> (не Query Tool!)</w:t>
+              <w:t> (не Query Tool!)</w:t>
             </w:r>
           </w:p>
         </w:tc>
@@ -10953,7 +10953,7 @@
                 <w:szCs w:val="23"/>
                 <w:lang w:eastAsia="ru-RU"/>
               </w:rPr>
-              <w:t xml:space="preserve">Выполните </w:t>
+              <w:t>Выполните </w:t>
             </w:r>
             <w:r>
               <w:rPr>
@@ -10972,7 +10972,7 @@
                 <w:szCs w:val="23"/>
                 <w:lang w:eastAsia="ru-RU"/>
               </w:rPr>
-              <w:t xml:space="preserve"> (см. справочник в теории)</w:t>
+              <w:t> (см. справочник в теории)</w:t>
             </w:r>
           </w:p>
         </w:tc>
@@ -11073,7 +11073,7 @@
                 <w:szCs w:val="23"/>
                 <w:lang w:eastAsia="ru-RU"/>
               </w:rPr>
-              <w:t xml:space="preserve">Проверьте: </w:t>
+              <w:t>Проверьте: </w:t>
             </w:r>
             <w:r>
               <w:rPr>
@@ -11790,7 +11790,7 @@
                 <w:szCs w:val="23"/>
                 <w:lang w:eastAsia="ru-RU"/>
               </w:rPr>
-              <w:t xml:space="preserve">В VS Code: </w:t>
+              <w:t>В VS Code: </w:t>
             </w:r>
             <w:r>
               <w:rPr>
@@ -11901,7 +11901,7 @@
                 <w:szCs w:val="23"/>
                 <w:lang w:eastAsia="ru-RU"/>
               </w:rPr>
-              <w:t xml:space="preserve">Назовите </w:t>
+              <w:t>Назовите </w:t>
             </w:r>
             <w:r>
               <w:rPr>
@@ -12972,7 +12972,7 @@
                 <w:szCs w:val="23"/>
                 <w:lang w:eastAsia="ru-RU"/>
               </w:rPr>
-              <w:t xml:space="preserve">Замените </w:t>
+              <w:t>Замените </w:t>
             </w:r>
             <w:r>
               <w:rPr>
@@ -12991,7 +12991,7 @@
                 <w:szCs w:val="23"/>
                 <w:lang w:eastAsia="ru-RU"/>
               </w:rPr>
-              <w:t xml:space="preserve"> на </w:t>
+              <w:t> на </w:t>
             </w:r>
             <w:r>
               <w:rPr>
@@ -15597,7 +15597,7 @@
                 <w:szCs w:val="23"/>
                 <w:lang w:eastAsia="ru-RU"/>
               </w:rPr>
-              <w:t>☑</w:t>
+              <w:t>☐</w:t>
             </w:r>
             <w:r>
               <w:rPr>
@@ -17551,17 +17551,22 @@
           <w:color w:val="0F1115"/>
           <w:lang w:eastAsia="ru-RU"/>
         </w:rPr>
-        <w:t>def calculate_price(product_id):</w:t>
+        <w:t>def calculate_price_perfume(item_id, base_price, cursor):</w:t>
         <w:br/>
-        <w:t xml:space="preserve">    with db.get_connection() as conn:</w:t>
+        <w:t xml:space="preserve">    cursor.execute('''SELECT COUNT(*) FROM perfume17.order_items oi</w:t>
         <w:br/>
-        <w:t xml:space="preserve">        with conn.cursor() as cur:</w:t>
+        <w:t xml:space="preserve">        JOIN perfume17.orders o ON o.order_id=oi.order_id</w:t>
         <w:br/>
-        <w:t xml:space="preserve">            cur.execute('SELECT price, discount FROM perfume17.products_view WHERE product_id=%s', (product_id,))</w:t>
+        <w:t xml:space="preserve">        WHERE oi.product_id=%s</w:t>
         <w:br/>
-        <w:t xml:space="preserve">            price, discount = cur.fetchone()</w:t>
+        <w:t xml:space="preserve">          AND o.order_date &gt;= CURRENT_DATE - INTERVAL '1 month' ''', (item_id,))</w:t>
         <w:br/>
-        <w:t xml:space="preserve">            return round(price * (1-discount/100), 2)</w:t>
+        <w:t xml:space="preserve">    orders_count = cursor.fetchone()[0]</w:t>
+        <w:br/>
+        <w:t xml:space="preserve">    return round(base_price * 0.75, 2) if orders_count == 0 else round(base_price, 2)</w:t>
+        <w:br/>
+        <w:br/>
+        <w:t>print(calculate_price_perfume(1, 2490, cursor))</w:t>
       </w:r>
     </w:p>
     <w:p>
@@ -18427,7 +18432,7 @@
                 <w:szCs w:val="23"/>
                 <w:lang w:eastAsia="ru-RU"/>
               </w:rPr>
-              <w:t xml:space="preserve">Как импортировать CSV через </w:t>
+              <w:t>Как импортировать CSV через </w:t>
             </w:r>
             <w:r>
               <w:rPr>
@@ -18707,6 +18712,7 @@
                 <w:szCs w:val="23"/>
                 <w:lang w:eastAsia="ru-RU"/>
               </w:rPr>
+              <w:lastRenderedPageBreak/>
               <w:t>4</w:t>
             </w:r>
           </w:p>
@@ -19617,7 +19623,7 @@
                 <w:szCs w:val="23"/>
                 <w:lang w:eastAsia="ru-RU"/>
               </w:rPr>
-              <w:t xml:space="preserve">Написали функцию </w:t>
+              <w:t>Написали функцию </w:t>
             </w:r>
             <w:r>
               <w:rPr>
@@ -19728,7 +19734,7 @@
                 <w:szCs w:val="23"/>
                 <w:lang w:eastAsia="ru-RU"/>
               </w:rPr>
-              <w:t xml:space="preserve">Добавили </w:t>
+              <w:t>Добавили </w:t>
             </w:r>
             <w:r>
               <w:rPr>
@@ -20216,7 +20222,7 @@
           <w:color w:val="0F1115"/>
           <w:lang w:eastAsia="ru-RU"/>
         </w:rPr>
-        <w:t>☑</w:t>
+        <w:t>☐</w:t>
       </w:r>
       <w:r>
         <w:rPr>
@@ -20240,7 +20246,7 @@
           <w:color w:val="0F1115"/>
           <w:lang w:eastAsia="ru-RU"/>
         </w:rPr>
-        <w:t>☑</w:t>
+        <w:t>☐</w:t>
       </w:r>
       <w:r>
         <w:rPr>
@@ -20687,7 +20693,7 @@
                 <w:szCs w:val="23"/>
                 <w:lang w:eastAsia="ru-RU"/>
               </w:rPr>
-              <w:t xml:space="preserve">Импорт через </w:t>
+              <w:t>Импорт через </w:t>
             </w:r>
             <w:r>
               <w:rPr>
@@ -20706,7 +20712,7 @@
                 <w:szCs w:val="23"/>
                 <w:lang w:eastAsia="ru-RU"/>
               </w:rPr>
-              <w:t xml:space="preserve"> выполнен</w:t>
+              <w:t> выполнен</w:t>
             </w:r>
           </w:p>
         </w:tc>
@@ -21218,7 +21224,7 @@
                 <w:szCs w:val="23"/>
                 <w:lang w:eastAsia="ru-RU"/>
               </w:rPr>
-              <w:t xml:space="preserve">Функция </w:t>
+              <w:t>Функция </w:t>
             </w:r>
             <w:r>
               <w:rPr>
@@ -21237,7 +21243,7 @@
                 <w:szCs w:val="23"/>
                 <w:lang w:eastAsia="ru-RU"/>
               </w:rPr>
-              <w:t xml:space="preserve"> написана</w:t>
+              <w:t> написана</w:t>
             </w:r>
           </w:p>
         </w:tc>
@@ -21503,7 +21509,7 @@
                 <w:szCs w:val="23"/>
                 <w:lang w:eastAsia="ru-RU"/>
               </w:rPr>
-              <w:t xml:space="preserve"> добавлен</w:t>
+              <w:t> добавлен</w:t>
             </w:r>
           </w:p>
         </w:tc>
@@ -24127,7 +24133,7 @@
                 <w:szCs w:val="23"/>
                 <w:lang w:eastAsia="ru-RU"/>
               </w:rPr>
-              <w:t xml:space="preserve"> выложен</w:t>
+              <w:t> выложен</w:t>
             </w:r>
           </w:p>
         </w:tc>
@@ -24238,7 +24244,7 @@
                 <w:szCs w:val="23"/>
                 <w:lang w:eastAsia="ru-RU"/>
               </w:rPr>
-              <w:t xml:space="preserve"> выложен</w:t>
+              <w:t> выложен</w:t>
             </w:r>
           </w:p>
         </w:tc>
@@ -26372,7 +26378,7 @@
                 <w:szCs w:val="23"/>
                 <w:lang w:eastAsia="ru-RU"/>
               </w:rPr>
-              <w:t xml:space="preserve">Проверьте </w:t>
+              <w:t>Проверьте </w:t>
             </w:r>
             <w:r>
               <w:rPr>
@@ -26484,7 +26490,7 @@
                 <w:szCs w:val="23"/>
                 <w:lang w:eastAsia="ru-RU"/>
               </w:rPr>
-              <w:t xml:space="preserve">Проверьте </w:t>
+              <w:t>Проверьте </w:t>
             </w:r>
             <w:r>
               <w:rPr>
@@ -26503,7 +26509,7 @@
                 <w:szCs w:val="23"/>
                 <w:lang w:eastAsia="ru-RU"/>
               </w:rPr>
-              <w:t xml:space="preserve">, </w:t>
+              <w:t>, </w:t>
             </w:r>
             <w:r>
               <w:rPr>
@@ -26592,7 +26598,7 @@
                 <w:szCs w:val="23"/>
                 <w:lang w:eastAsia="ru-RU"/>
               </w:rPr>
-              <w:t xml:space="preserve"> вернул </w:t>
+              <w:t> вернул </w:t>
             </w:r>
             <w:r>
               <w:rPr>
@@ -26714,7 +26720,7 @@
                 <w:szCs w:val="23"/>
                 <w:lang w:eastAsia="ru-RU"/>
               </w:rPr>
-              <w:t xml:space="preserve"> не число</w:t>
+              <w:t> не число</w:t>
             </w:r>
           </w:p>
         </w:tc>
@@ -26747,7 +26753,7 @@
                 <w:szCs w:val="23"/>
                 <w:lang w:eastAsia="ru-RU"/>
               </w:rPr>
-              <w:t xml:space="preserve">Проверьте </w:t>
+              <w:t>Проверьте </w:t>
             </w:r>
             <w:r>
               <w:rPr>
@@ -26826,7 +26832,7 @@
                 <w:szCs w:val="23"/>
                 <w:lang w:eastAsia="ru-RU"/>
               </w:rPr>
-              <w:t xml:space="preserve">Используется </w:t>
+              <w:t>Используется </w:t>
             </w:r>
             <w:r>
               <w:rPr>
@@ -26845,7 +26851,7 @@
                 <w:szCs w:val="23"/>
                 <w:lang w:eastAsia="ru-RU"/>
               </w:rPr>
-              <w:t xml:space="preserve"> вместо </w:t>
+              <w:t> вместо </w:t>
             </w:r>
             <w:r>
               <w:rPr>
@@ -26888,7 +26894,7 @@
                 <w:szCs w:val="23"/>
                 <w:lang w:eastAsia="ru-RU"/>
               </w:rPr>
-              <w:t xml:space="preserve">Использовать </w:t>
+              <w:t>Использовать </w:t>
             </w:r>
             <w:r>
               <w:rPr>
